--- a/docs/section_grouping_optimization.docx
+++ b/docs/section_grouping_optimization.docx
@@ -38,15 +38,33 @@
           <w:color w:val="auto"/>
           <w:lang w:eastAsia="zh-CN"/>
         </w:rPr>
-        <w:t xml:space="preserve">1. </w:t>
-      </w:r>
+        <w:t>1</w:t>
+      </w:r>
+      <w:proofErr w:type="gramStart"/>
       <w:r>
         <w:rPr>
           <w:rFonts w:ascii="Times New Roman" w:eastAsia="宋体" w:hAnsi="Times New Roman" w:cs="Times New Roman"/>
           <w:color w:val="auto"/>
           <w:lang w:eastAsia="zh-CN"/>
         </w:rPr>
-        <w:t>分组优化的目标和意义</w:t>
+        <w:t xml:space="preserve">. </w:t>
+      </w:r>
+      <w:r>
+        <w:rPr>
+          <w:rFonts w:ascii="Times New Roman" w:eastAsia="宋体" w:hAnsi="Times New Roman" w:cs="Times New Roman"/>
+          <w:color w:val="auto"/>
+          <w:lang w:eastAsia="zh-CN"/>
+        </w:rPr>
+        <w:t>分组</w:t>
+      </w:r>
+      <w:proofErr w:type="gramEnd"/>
+      <w:r>
+        <w:rPr>
+          <w:rFonts w:ascii="Times New Roman" w:eastAsia="宋体" w:hAnsi="Times New Roman" w:cs="Times New Roman"/>
+          <w:color w:val="auto"/>
+          <w:lang w:eastAsia="zh-CN"/>
+        </w:rPr>
+        <w:t>优化的目标和意义</w:t>
       </w:r>
     </w:p>
     <w:p>
@@ -59,37 +77,12 @@
           <w:lang w:eastAsia="zh-CN"/>
         </w:rPr>
       </w:pPr>
-      <w:proofErr w:type="gramStart"/>
       <w:r>
         <w:rPr>
           <w:rFonts w:cs="Times New Roman"/>
           <w:lang w:eastAsia="zh-CN"/>
         </w:rPr>
-        <w:t>增压舱钢框架</w:t>
-      </w:r>
-      <w:proofErr w:type="gramEnd"/>
-      <w:r>
-        <w:rPr>
-          <w:rFonts w:cs="Times New Roman"/>
-          <w:lang w:eastAsia="zh-CN"/>
-        </w:rPr>
-        <w:t>主要由框架梁、主梁、次梁和支撑梁构成。传统截面优化通常规定同一类构件采用同一种截面。这种方法变量少、实施简单，但默认了同类构件具有相同的受力需求。实际上，构件所处位置、边界条件</w:t>
-      </w:r>
-      <w:proofErr w:type="gramStart"/>
-      <w:r>
-        <w:rPr>
-          <w:rFonts w:cs="Times New Roman"/>
-          <w:lang w:eastAsia="zh-CN"/>
-        </w:rPr>
-        <w:t>和传力路径</w:t>
-      </w:r>
-      <w:proofErr w:type="gramEnd"/>
-      <w:r>
-        <w:rPr>
-          <w:rFonts w:cs="Times New Roman"/>
-          <w:lang w:eastAsia="zh-CN"/>
-        </w:rPr>
-        <w:t>不同，其应力和变形贡献存在明显差异：关键部位需要较大的截面，低受力部位继续使用相同截面则会造成材料冗余。</w:t>
+        <w:t>增压舱钢框架主要由框架梁、主梁、次梁和支撑梁构成。传统截面优化通常规定同一类构件采用同一种截面。这种方法变量少、实施简单，但默认了同类构件具有相同的受力需求。实际上，构件所处位置、边界条件和传力路径不同，其应力和变形贡献存在明显差异：关键部位需要较大的截面，低受力部位继续使用相同截面则会造成材料冗余。</w:t>
       </w:r>
     </w:p>
     <w:p>
@@ -105,27 +98,11 @@
         <w:rPr>
           <w:lang w:eastAsia="zh-CN"/>
         </w:rPr>
-        <w:t>构件截面分组优化的核心思想是：保留构件功能分类，在每一类构件内部进一步识别受力相近、空间位置协调的构件组，再为不同</w:t>
-      </w:r>
-      <w:proofErr w:type="gramStart"/>
-      <w:r>
-        <w:rPr>
-          <w:lang w:eastAsia="zh-CN"/>
-        </w:rPr>
-        <w:t>组独立</w:t>
-      </w:r>
-      <w:proofErr w:type="gramEnd"/>
-      <w:r>
-        <w:rPr>
-          <w:lang w:eastAsia="zh-CN"/>
-        </w:rPr>
-        <w:t>选择截面。</w:t>
-      </w:r>
-      <w:proofErr w:type="spellStart"/>
+        <w:t>构件截面分组优化的核心思想是：保留构件功能分类，在每一类构件内部进一步识别受力相近、空间位置协调的构件组，再为不同组独立选择截面。</w:t>
+      </w:r>
       <w:r>
         <w:t>其主要</w:t>
       </w:r>
-      <w:proofErr w:type="spellEnd"/>
       <w:r>
         <w:rPr>
           <w:rFonts w:hint="eastAsia"/>
@@ -133,13 +110,8 @@
         </w:rPr>
         <w:t>作用</w:t>
       </w:r>
-      <w:proofErr w:type="spellStart"/>
-      <w:r>
-        <w:t>包括</w:t>
-      </w:r>
-      <w:proofErr w:type="spellEnd"/>
-      <w:r>
-        <w:t>：</w:t>
+      <w:r>
+        <w:t>包括：</w:t>
       </w:r>
     </w:p>
     <w:p>
@@ -152,11 +124,13 @@
         <w:ind w:left="0" w:firstLineChars="200" w:firstLine="480"/>
         <w:rPr>
           <w:rFonts w:ascii="Times New Roman" w:eastAsia="宋体" w:hAnsi="Times New Roman" w:cs="Times New Roman"/>
-        </w:rPr>
-      </w:pPr>
-      <w:r>
-        <w:rPr>
-          <w:rFonts w:ascii="Times New Roman" w:eastAsia="宋体" w:hAnsi="Times New Roman" w:cs="Times New Roman"/>
+          <w:lang w:eastAsia="zh-CN"/>
+        </w:rPr>
+      </w:pPr>
+      <w:r>
+        <w:rPr>
+          <w:rFonts w:ascii="Times New Roman" w:eastAsia="宋体" w:hAnsi="Times New Roman" w:cs="Times New Roman"/>
+          <w:lang w:eastAsia="zh-CN"/>
         </w:rPr>
         <w:t>提高材料利用率，使截面配置更贴近真实受力分布；</w:t>
       </w:r>
@@ -171,11 +145,13 @@
         <w:ind w:left="0" w:firstLineChars="200" w:firstLine="480"/>
         <w:rPr>
           <w:rFonts w:ascii="Times New Roman" w:eastAsia="宋体" w:hAnsi="Times New Roman" w:cs="Times New Roman"/>
-        </w:rPr>
-      </w:pPr>
-      <w:r>
-        <w:rPr>
-          <w:rFonts w:ascii="Times New Roman" w:eastAsia="宋体" w:hAnsi="Times New Roman" w:cs="Times New Roman"/>
+          <w:lang w:eastAsia="zh-CN"/>
+        </w:rPr>
+      </w:pPr>
+      <w:r>
+        <w:rPr>
+          <w:rFonts w:ascii="Times New Roman" w:eastAsia="宋体" w:hAnsi="Times New Roman" w:cs="Times New Roman"/>
+          <w:lang w:eastAsia="zh-CN"/>
         </w:rPr>
         <w:t>在满足承载力和变形要求的前提下降低结构质量；</w:t>
       </w:r>
@@ -190,11 +166,13 @@
         <w:ind w:left="0" w:firstLineChars="200" w:firstLine="480"/>
         <w:rPr>
           <w:rFonts w:ascii="Times New Roman" w:eastAsia="宋体" w:hAnsi="Times New Roman" w:cs="Times New Roman"/>
-        </w:rPr>
-      </w:pPr>
-      <w:r>
-        <w:rPr>
-          <w:rFonts w:ascii="Times New Roman" w:eastAsia="宋体" w:hAnsi="Times New Roman" w:cs="Times New Roman"/>
+          <w:lang w:eastAsia="zh-CN"/>
+        </w:rPr>
+      </w:pPr>
+      <w:r>
+        <w:rPr>
+          <w:rFonts w:ascii="Times New Roman" w:eastAsia="宋体" w:hAnsi="Times New Roman" w:cs="Times New Roman"/>
+          <w:lang w:eastAsia="zh-CN"/>
         </w:rPr>
         <w:t>保持结构布置的对称性和工程协调性，避免出现零散、无规律的截面变化；</w:t>
       </w:r>
@@ -209,35 +187,41 @@
         <w:ind w:left="0" w:firstLineChars="200" w:firstLine="480"/>
         <w:rPr>
           <w:rFonts w:ascii="Times New Roman" w:eastAsia="宋体" w:hAnsi="Times New Roman" w:cs="Times New Roman"/>
-        </w:rPr>
-      </w:pPr>
-      <w:r>
-        <w:rPr>
-          <w:rFonts w:ascii="Times New Roman" w:eastAsia="宋体" w:hAnsi="Times New Roman" w:cs="Times New Roman"/>
+          <w:lang w:eastAsia="zh-CN"/>
+        </w:rPr>
+      </w:pPr>
+      <w:r>
+        <w:rPr>
+          <w:rFonts w:ascii="Times New Roman" w:eastAsia="宋体" w:hAnsi="Times New Roman" w:cs="Times New Roman"/>
+          <w:lang w:eastAsia="zh-CN"/>
         </w:rPr>
         <w:t>将原有</w:t>
       </w:r>
       <w:r>
         <w:rPr>
           <w:rFonts w:ascii="Times New Roman" w:eastAsia="宋体" w:hAnsi="Times New Roman" w:cs="Times New Roman"/>
+          <w:lang w:eastAsia="zh-CN"/>
         </w:rPr>
         <w:t>“</w:t>
       </w:r>
       <w:r>
         <w:rPr>
           <w:rFonts w:ascii="Times New Roman" w:eastAsia="宋体" w:hAnsi="Times New Roman" w:cs="Times New Roman"/>
+          <w:lang w:eastAsia="zh-CN"/>
         </w:rPr>
         <w:t>四类构件、四个截面变量</w:t>
       </w:r>
       <w:r>
         <w:rPr>
           <w:rFonts w:ascii="Times New Roman" w:eastAsia="宋体" w:hAnsi="Times New Roman" w:cs="Times New Roman"/>
+          <w:lang w:eastAsia="zh-CN"/>
         </w:rPr>
         <w:t>”</w:t>
       </w:r>
       <w:r>
         <w:rPr>
           <w:rFonts w:ascii="Times New Roman" w:eastAsia="宋体" w:hAnsi="Times New Roman" w:cs="Times New Roman"/>
+          <w:lang w:eastAsia="zh-CN"/>
         </w:rPr>
         <w:t>的优化方式扩展为更灵活的设计空间；</w:t>
       </w:r>
@@ -252,11 +236,13 @@
         <w:ind w:left="0" w:firstLineChars="200" w:firstLine="480"/>
         <w:rPr>
           <w:rFonts w:ascii="Times New Roman" w:eastAsia="宋体" w:hAnsi="Times New Roman" w:cs="Times New Roman"/>
-        </w:rPr>
-      </w:pPr>
-      <w:r>
-        <w:rPr>
-          <w:rFonts w:ascii="Times New Roman" w:eastAsia="宋体" w:hAnsi="Times New Roman" w:cs="Times New Roman"/>
+          <w:lang w:eastAsia="zh-CN"/>
+        </w:rPr>
+      </w:pPr>
+      <w:r>
+        <w:rPr>
+          <w:rFonts w:ascii="Times New Roman" w:eastAsia="宋体" w:hAnsi="Times New Roman" w:cs="Times New Roman"/>
+          <w:lang w:eastAsia="zh-CN"/>
         </w:rPr>
         <w:t>为不同舱体尺寸、压力等级和构件布置提供可复用的截面分组方法。</w:t>
       </w:r>
@@ -278,15 +264,33 @@
           <w:color w:val="auto"/>
           <w:lang w:eastAsia="zh-CN"/>
         </w:rPr>
-        <w:t xml:space="preserve">2. </w:t>
-      </w:r>
+        <w:t>2</w:t>
+      </w:r>
+      <w:proofErr w:type="gramStart"/>
       <w:r>
         <w:rPr>
           <w:rFonts w:ascii="Times New Roman" w:eastAsia="宋体" w:hAnsi="Times New Roman" w:cs="Times New Roman"/>
           <w:color w:val="auto"/>
           <w:lang w:eastAsia="zh-CN"/>
         </w:rPr>
-        <w:t>分组优化的技术流程</w:t>
+        <w:t xml:space="preserve">. </w:t>
+      </w:r>
+      <w:r>
+        <w:rPr>
+          <w:rFonts w:ascii="Times New Roman" w:eastAsia="宋体" w:hAnsi="Times New Roman" w:cs="Times New Roman"/>
+          <w:color w:val="auto"/>
+          <w:lang w:eastAsia="zh-CN"/>
+        </w:rPr>
+        <w:t>分组</w:t>
+      </w:r>
+      <w:proofErr w:type="gramEnd"/>
+      <w:r>
+        <w:rPr>
+          <w:rFonts w:ascii="Times New Roman" w:eastAsia="宋体" w:hAnsi="Times New Roman" w:cs="Times New Roman"/>
+          <w:color w:val="auto"/>
+          <w:lang w:eastAsia="zh-CN"/>
+        </w:rPr>
+        <w:t>优化的技术流程</w:t>
       </w:r>
     </w:p>
     <w:p>
@@ -339,7 +343,6 @@
       <w:pPr>
         <w:pStyle w:val="a0"/>
         <w:rPr>
-          <w:rFonts w:hint="eastAsia"/>
           <w:lang w:eastAsia="zh-CN"/>
         </w:rPr>
       </w:pPr>
@@ -532,21 +535,7 @@
         <w:rPr>
           <w:lang w:eastAsia="zh-CN"/>
         </w:rPr>
-        <w:t>代表性样本越能覆盖后续优化空间，分组规则的适用性越好。</w:t>
-      </w:r>
-      <w:proofErr w:type="gramStart"/>
-      <w:r>
-        <w:rPr>
-          <w:lang w:eastAsia="zh-CN"/>
-        </w:rPr>
-        <w:t>当结构</w:t>
-      </w:r>
-      <w:proofErr w:type="gramEnd"/>
-      <w:r>
-        <w:rPr>
-          <w:lang w:eastAsia="zh-CN"/>
-        </w:rPr>
-        <w:t>形式、门窗布置或尺寸范围发生较大变化时，应补充样本并重新生成规则。</w:t>
+        <w:t>代表性样本越能覆盖后续优化空间，分组规则的适用性越好。当结构形式、门窗布置或尺寸范围发生较大变化时，应补充样本并重新生成规则。</w:t>
       </w:r>
     </w:p>
     <w:p>
@@ -586,19 +575,11 @@
           <w:lang w:eastAsia="zh-CN"/>
         </w:rPr>
       </w:pPr>
-      <w:proofErr w:type="gramStart"/>
-      <w:r>
-        <w:rPr>
-          <w:lang w:eastAsia="zh-CN"/>
-        </w:rPr>
-        <w:t>每根梁由三类</w:t>
-      </w:r>
-      <w:proofErr w:type="gramEnd"/>
-      <w:r>
-        <w:rPr>
-          <w:lang w:eastAsia="zh-CN"/>
-        </w:rPr>
-        <w:t>信息描述：</w:t>
+      <w:r>
+        <w:rPr>
+          <w:lang w:eastAsia="zh-CN"/>
+        </w:rPr>
+        <w:t>每根梁由三类信息描述：</w:t>
       </w:r>
     </w:p>
     <w:tbl>
@@ -636,7 +617,6 @@
                 <w:szCs w:val="21"/>
               </w:rPr>
             </w:pPr>
-            <w:proofErr w:type="spellStart"/>
             <w:r>
               <w:rPr>
                 <w:rFonts w:ascii="Times New Roman" w:eastAsia="宋体" w:hAnsi="Times New Roman" w:cs="Times New Roman"/>
@@ -645,7 +625,6 @@
               </w:rPr>
               <w:t>特征类别</w:t>
             </w:r>
-            <w:proofErr w:type="spellEnd"/>
           </w:p>
         </w:tc>
         <w:tc>
@@ -790,27 +769,7 @@
                 <w:szCs w:val="21"/>
                 <w:lang w:eastAsia="zh-CN"/>
               </w:rPr>
-              <w:t>保证不同功能和构造特征的</w:t>
-            </w:r>
-            <w:proofErr w:type="gramStart"/>
-            <w:r>
-              <w:rPr>
-                <w:rFonts w:ascii="Times New Roman" w:eastAsia="宋体" w:hAnsi="Times New Roman" w:cs="Times New Roman"/>
-                <w:sz w:val="21"/>
-                <w:szCs w:val="21"/>
-                <w:lang w:eastAsia="zh-CN"/>
-              </w:rPr>
-              <w:t>梁不会</w:t>
-            </w:r>
-            <w:proofErr w:type="gramEnd"/>
-            <w:r>
-              <w:rPr>
-                <w:rFonts w:ascii="Times New Roman" w:eastAsia="宋体" w:hAnsi="Times New Roman" w:cs="Times New Roman"/>
-                <w:sz w:val="21"/>
-                <w:szCs w:val="21"/>
-                <w:lang w:eastAsia="zh-CN"/>
-              </w:rPr>
-              <w:t>被随意混合</w:t>
+              <w:t>保证不同功能和构造特征的梁不会被随意混合</w:t>
             </w:r>
           </w:p>
         </w:tc>
@@ -831,7 +790,6 @@
                 <w:szCs w:val="21"/>
               </w:rPr>
             </w:pPr>
-            <w:proofErr w:type="spellStart"/>
             <w:r>
               <w:rPr>
                 <w:rFonts w:ascii="Times New Roman" w:eastAsia="宋体" w:hAnsi="Times New Roman" w:cs="Times New Roman"/>
@@ -840,7 +798,6 @@
               </w:rPr>
               <w:t>空间位置</w:t>
             </w:r>
-            <w:proofErr w:type="spellEnd"/>
           </w:p>
         </w:tc>
         <w:tc>
@@ -915,7 +872,6 @@
                 <w:szCs w:val="21"/>
               </w:rPr>
             </w:pPr>
-            <w:proofErr w:type="spellStart"/>
             <w:r>
               <w:rPr>
                 <w:rFonts w:ascii="Times New Roman" w:eastAsia="宋体" w:hAnsi="Times New Roman" w:cs="Times New Roman"/>
@@ -924,7 +880,6 @@
               </w:rPr>
               <w:t>力学响应</w:t>
             </w:r>
-            <w:proofErr w:type="spellEnd"/>
           </w:p>
         </w:tc>
         <w:tc>
@@ -974,7 +929,6 @@
                 <w:lang w:eastAsia="zh-CN"/>
               </w:rPr>
             </w:pPr>
-            <w:proofErr w:type="gramStart"/>
             <w:r>
               <w:rPr>
                 <w:rFonts w:ascii="Times New Roman" w:eastAsia="宋体" w:hAnsi="Times New Roman" w:cs="Times New Roman"/>
@@ -982,37 +936,7 @@
                 <w:szCs w:val="21"/>
                 <w:lang w:eastAsia="zh-CN"/>
               </w:rPr>
-              <w:t>识别高</w:t>
-            </w:r>
-            <w:proofErr w:type="gramEnd"/>
-            <w:r>
-              <w:rPr>
-                <w:rFonts w:ascii="Times New Roman" w:eastAsia="宋体" w:hAnsi="Times New Roman" w:cs="Times New Roman"/>
-                <w:sz w:val="21"/>
-                <w:szCs w:val="21"/>
-                <w:lang w:eastAsia="zh-CN"/>
-              </w:rPr>
-              <w:t>需求与</w:t>
-            </w:r>
-            <w:proofErr w:type="gramStart"/>
-            <w:r>
-              <w:rPr>
-                <w:rFonts w:ascii="Times New Roman" w:eastAsia="宋体" w:hAnsi="Times New Roman" w:cs="Times New Roman"/>
-                <w:sz w:val="21"/>
-                <w:szCs w:val="21"/>
-                <w:lang w:eastAsia="zh-CN"/>
-              </w:rPr>
-              <w:t>低需求</w:t>
-            </w:r>
-            <w:proofErr w:type="gramEnd"/>
-            <w:r>
-              <w:rPr>
-                <w:rFonts w:ascii="Times New Roman" w:eastAsia="宋体" w:hAnsi="Times New Roman" w:cs="Times New Roman"/>
-                <w:sz w:val="21"/>
-                <w:szCs w:val="21"/>
-                <w:lang w:eastAsia="zh-CN"/>
-              </w:rPr>
-              <w:t>构件</w:t>
+              <w:t>识别高需求与低需求构件</w:t>
             </w:r>
           </w:p>
         </w:tc>
@@ -1029,6 +953,7 @@
       </w:pPr>
       <w:bookmarkStart w:id="6" w:name="X813ac6c1b2482a45e57d5e444bf3e3a617df096"/>
       <w:bookmarkEnd w:id="5"/>
+      <w:proofErr w:type="gramStart"/>
       <w:r>
         <w:rPr>
           <w:rFonts w:ascii="Times New Roman" w:eastAsia="宋体" w:hAnsi="Times New Roman" w:cs="Times New Roman"/>
@@ -1043,7 +968,16 @@
           <w:color w:val="auto"/>
           <w:lang w:eastAsia="zh-CN"/>
         </w:rPr>
-        <w:t>对称性约束</w:t>
+        <w:t>对称</w:t>
+      </w:r>
+      <w:proofErr w:type="gramEnd"/>
+      <w:r>
+        <w:rPr>
+          <w:rFonts w:ascii="Times New Roman" w:eastAsia="宋体" w:hAnsi="Times New Roman" w:cs="Times New Roman"/>
+          <w:color w:val="auto"/>
+          <w:lang w:eastAsia="zh-CN"/>
+        </w:rPr>
+        <w:t>性约束</w:t>
       </w:r>
     </w:p>
     <w:p>
@@ -1061,23 +995,7 @@
           <w:rFonts w:cs="Times New Roman"/>
           <w:lang w:eastAsia="zh-CN"/>
         </w:rPr>
-        <w:t>增压</w:t>
-      </w:r>
-      <w:proofErr w:type="gramStart"/>
-      <w:r>
-        <w:rPr>
-          <w:rFonts w:cs="Times New Roman"/>
-          <w:lang w:eastAsia="zh-CN"/>
-        </w:rPr>
-        <w:t>舱整体</w:t>
-      </w:r>
-      <w:proofErr w:type="gramEnd"/>
-      <w:r>
-        <w:rPr>
-          <w:rFonts w:cs="Times New Roman"/>
-          <w:lang w:eastAsia="zh-CN"/>
-        </w:rPr>
-        <w:t>布置规则，具有明显的纵向、横向或高度方向对称关系。若只根据应力数值聚类，细小的计算差异可能使对称位置的构件落入不同组，造成截面布置不协调。</w:t>
+        <w:t>增压舱整体布置规则，具有明显的纵向、横向或高度方向对称关系。若只根据应力数值聚类，细小的计算差异可能使对称位置的构件落入不同组，造成截面布置不协调。</w:t>
       </w:r>
     </w:p>
     <w:p>
@@ -1117,21 +1035,7 @@
         <w:rPr>
           <w:lang w:eastAsia="zh-CN"/>
         </w:rPr>
-        <w:t>；随后以对称</w:t>
-      </w:r>
-      <w:proofErr w:type="gramStart"/>
-      <w:r>
-        <w:rPr>
-          <w:lang w:eastAsia="zh-CN"/>
-        </w:rPr>
-        <w:t>等价组</w:t>
-      </w:r>
-      <w:proofErr w:type="gramEnd"/>
-      <w:r>
-        <w:rPr>
-          <w:lang w:eastAsia="zh-CN"/>
-        </w:rPr>
-        <w:t>作为最小单位进行聚类，而不是直接对单根梁聚类。由此保证具有相同结构作用的对称构件始终采用同一组截面。</w:t>
+        <w:t>；随后以对称等价组作为最小单位进行聚类，而不是直接对单根梁聚类。由此保证具有相同结构作用的对称构件始终采用同一组截面。</w:t>
       </w:r>
     </w:p>
     <w:p>
@@ -1743,21 +1647,15 @@
         <w:ind w:left="0" w:firstLineChars="200" w:firstLine="480"/>
         <w:rPr>
           <w:rFonts w:ascii="Times New Roman" w:eastAsia="宋体" w:hAnsi="Times New Roman" w:cs="Times New Roman"/>
-        </w:rPr>
-      </w:pPr>
-      <w:proofErr w:type="spellStart"/>
-      <w:r>
-        <w:rPr>
-          <w:rFonts w:ascii="Times New Roman" w:eastAsia="宋体" w:hAnsi="Times New Roman" w:cs="Times New Roman"/>
-        </w:rPr>
-        <w:t>代理模型辅助搜索候选方案</w:t>
-      </w:r>
-      <w:proofErr w:type="spellEnd"/>
-      <w:r>
-        <w:rPr>
-          <w:rFonts w:ascii="Times New Roman" w:eastAsia="宋体" w:hAnsi="Times New Roman" w:cs="Times New Roman"/>
-        </w:rPr>
-        <w:t>；</w:t>
+          <w:lang w:eastAsia="zh-CN"/>
+        </w:rPr>
+      </w:pPr>
+      <w:r>
+        <w:rPr>
+          <w:rFonts w:ascii="Times New Roman" w:eastAsia="宋体" w:hAnsi="Times New Roman" w:cs="Times New Roman"/>
+          <w:lang w:eastAsia="zh-CN"/>
+        </w:rPr>
+        <w:t>代理模型辅助搜索候选方案；</w:t>
       </w:r>
     </w:p>
     <w:p>
@@ -1770,21 +1668,15 @@
         <w:ind w:left="0" w:firstLineChars="200" w:firstLine="480"/>
         <w:rPr>
           <w:rFonts w:ascii="Times New Roman" w:eastAsia="宋体" w:hAnsi="Times New Roman" w:cs="Times New Roman"/>
-        </w:rPr>
-      </w:pPr>
-      <w:proofErr w:type="spellStart"/>
-      <w:r>
-        <w:rPr>
-          <w:rFonts w:ascii="Times New Roman" w:eastAsia="宋体" w:hAnsi="Times New Roman" w:cs="Times New Roman"/>
-        </w:rPr>
-        <w:t>对候选方案进行真实有限元分析</w:t>
-      </w:r>
-      <w:proofErr w:type="spellEnd"/>
-      <w:r>
-        <w:rPr>
-          <w:rFonts w:ascii="Times New Roman" w:eastAsia="宋体" w:hAnsi="Times New Roman" w:cs="Times New Roman"/>
-        </w:rPr>
-        <w:t>；</w:t>
+          <w:lang w:eastAsia="zh-CN"/>
+        </w:rPr>
+      </w:pPr>
+      <w:r>
+        <w:rPr>
+          <w:rFonts w:ascii="Times New Roman" w:eastAsia="宋体" w:hAnsi="Times New Roman" w:cs="Times New Roman"/>
+          <w:lang w:eastAsia="zh-CN"/>
+        </w:rPr>
+        <w:t>对候选方案进行真实有限元分析；</w:t>
       </w:r>
     </w:p>
     <w:p>
@@ -1797,11 +1689,13 @@
         <w:ind w:left="0" w:firstLineChars="200" w:firstLine="480"/>
         <w:rPr>
           <w:rFonts w:ascii="Times New Roman" w:eastAsia="宋体" w:hAnsi="Times New Roman" w:cs="Times New Roman"/>
-        </w:rPr>
-      </w:pPr>
-      <w:r>
-        <w:rPr>
-          <w:rFonts w:ascii="Times New Roman" w:eastAsia="宋体" w:hAnsi="Times New Roman" w:cs="Times New Roman"/>
+          <w:lang w:eastAsia="zh-CN"/>
+        </w:rPr>
+      </w:pPr>
+      <w:r>
+        <w:rPr>
+          <w:rFonts w:ascii="Times New Roman" w:eastAsia="宋体" w:hAnsi="Times New Roman" w:cs="Times New Roman"/>
+          <w:lang w:eastAsia="zh-CN"/>
         </w:rPr>
         <w:t>若应力或位移超限，针对控制构件组增大截面，或调整主梁、支撑梁间距；</w:t>
       </w:r>
@@ -1816,11 +1710,13 @@
         <w:ind w:left="0" w:firstLineChars="200" w:firstLine="480"/>
         <w:rPr>
           <w:rFonts w:ascii="Times New Roman" w:eastAsia="宋体" w:hAnsi="Times New Roman" w:cs="Times New Roman"/>
-        </w:rPr>
-      </w:pPr>
-      <w:r>
-        <w:rPr>
-          <w:rFonts w:ascii="Times New Roman" w:eastAsia="宋体" w:hAnsi="Times New Roman" w:cs="Times New Roman"/>
+          <w:lang w:eastAsia="zh-CN"/>
+        </w:rPr>
+      </w:pPr>
+      <w:r>
+        <w:rPr>
+          <w:rFonts w:ascii="Times New Roman" w:eastAsia="宋体" w:hAnsi="Times New Roman" w:cs="Times New Roman"/>
+          <w:lang w:eastAsia="zh-CN"/>
         </w:rPr>
         <w:t>重新分析，直至满足约束；</w:t>
       </w:r>
@@ -1835,11 +1731,13 @@
         <w:ind w:left="0" w:firstLineChars="200" w:firstLine="480"/>
         <w:rPr>
           <w:rFonts w:ascii="Times New Roman" w:eastAsia="宋体" w:hAnsi="Times New Roman" w:cs="Times New Roman"/>
-        </w:rPr>
-      </w:pPr>
-      <w:r>
-        <w:rPr>
-          <w:rFonts w:ascii="Times New Roman" w:eastAsia="宋体" w:hAnsi="Times New Roman" w:cs="Times New Roman"/>
+          <w:lang w:eastAsia="zh-CN"/>
+        </w:rPr>
+      </w:pPr>
+      <w:r>
+        <w:rPr>
+          <w:rFonts w:ascii="Times New Roman" w:eastAsia="宋体" w:hAnsi="Times New Roman" w:cs="Times New Roman"/>
+          <w:lang w:eastAsia="zh-CN"/>
         </w:rPr>
         <w:t>在所有可行方案中选择质量较小、构造协调的方案。</w:t>
       </w:r>
@@ -2068,49 +1966,7 @@
           <w:lang w:eastAsia="zh-CN"/>
         </w:rPr>
         <w:lastRenderedPageBreak/>
-        <w:t>为准确评价分组本身的作用，本节采用两级对比口径：首先完成不分组优化，</w:t>
-      </w:r>
-      <w:proofErr w:type="gramStart"/>
-      <w:r>
-        <w:rPr>
-          <w:lang w:eastAsia="zh-CN"/>
-        </w:rPr>
-        <w:t>每类梁仅使用</w:t>
-      </w:r>
-      <w:proofErr w:type="gramEnd"/>
-      <w:r>
-        <w:rPr>
-          <w:lang w:eastAsia="zh-CN"/>
-        </w:rPr>
-        <w:t>一种截面；随后固定其拓扑参数，以该方案作为分组优化的可行起点，允许</w:t>
-      </w:r>
-      <w:proofErr w:type="gramStart"/>
-      <w:r>
-        <w:rPr>
-          <w:lang w:eastAsia="zh-CN"/>
-        </w:rPr>
-        <w:t>同类梁</w:t>
-      </w:r>
-      <w:proofErr w:type="gramEnd"/>
-      <w:r>
-        <w:rPr>
-          <w:lang w:eastAsia="zh-CN"/>
-        </w:rPr>
-        <w:t>的各分组独立调整截面。这样，两者的</w:t>
-      </w:r>
-      <w:proofErr w:type="gramStart"/>
-      <w:r>
-        <w:rPr>
-          <w:lang w:eastAsia="zh-CN"/>
-        </w:rPr>
-        <w:t>质量差只来源于</w:t>
-      </w:r>
-      <w:proofErr w:type="gramEnd"/>
-      <w:r>
-        <w:rPr>
-          <w:lang w:eastAsia="zh-CN"/>
-        </w:rPr>
-        <w:t>截面细分，而不受主梁间距、支撑梁间距等拓扑差异影响。</w:t>
+        <w:t>为准确评价分组本身的作用，本节采用两级对比口径：首先完成不分组优化，每类梁仅使用一种截面；随后固定其拓扑参数，以该方案作为分组优化的可行起点，允许同类梁的各分组独立调整截面。这样，两者的质量差只来源于截面细分，而不受主梁间距、支撑梁间距等拓扑差异影响。</w:t>
       </w:r>
     </w:p>
     <w:p>
@@ -2130,7 +1986,6 @@
         </w:rPr>
         <w:t xml:space="preserve">5.2 </w:t>
       </w:r>
-      <w:proofErr w:type="spellStart"/>
       <w:r>
         <w:rPr>
           <w:rFonts w:ascii="Times New Roman" w:eastAsia="宋体" w:hAnsi="Times New Roman" w:cs="Times New Roman"/>
@@ -2138,7 +1993,6 @@
         </w:rPr>
         <w:t>总体结果</w:t>
       </w:r>
-      <w:proofErr w:type="spellEnd"/>
     </w:p>
     <w:tbl>
       <w:tblPr>
@@ -2181,7 +2035,6 @@
                 <w:szCs w:val="21"/>
               </w:rPr>
             </w:pPr>
-            <w:proofErr w:type="spellStart"/>
             <w:r>
               <w:rPr>
                 <w:rFonts w:ascii="Times New Roman" w:eastAsia="宋体" w:hAnsi="Times New Roman" w:cs="Times New Roman"/>
@@ -2190,7 +2043,6 @@
               </w:rPr>
               <w:t>原型</w:t>
             </w:r>
-            <w:proofErr w:type="spellEnd"/>
           </w:p>
         </w:tc>
         <w:tc>
@@ -6279,7 +6131,7 @@
       <w:pPr>
         <w:pStyle w:val="3"/>
         <w:rPr>
-          <w:rFonts w:ascii="Times New Roman" w:eastAsia="宋体" w:hAnsi="Times New Roman" w:cs="Times New Roman" w:hint="eastAsia"/>
+          <w:rFonts w:ascii="Times New Roman" w:eastAsia="宋体" w:hAnsi="Times New Roman" w:cs="Times New Roman"/>
           <w:color w:val="auto"/>
           <w:lang w:eastAsia="zh-CN"/>
         </w:rPr>
@@ -6355,55 +6207,7 @@
           <w:rFonts w:cs="Times New Roman"/>
           <w:lang w:eastAsia="zh-CN"/>
         </w:rPr>
-        <w:t>，说明同类构件内部确实存在可利用的受力差异。原型</w:t>
-      </w:r>
-      <w:proofErr w:type="gramStart"/>
-      <w:r>
-        <w:rPr>
-          <w:rFonts w:cs="Times New Roman"/>
-          <w:lang w:eastAsia="zh-CN"/>
-        </w:rPr>
-        <w:t>一</w:t>
-      </w:r>
-      <w:proofErr w:type="gramEnd"/>
-      <w:r>
-        <w:rPr>
-          <w:rFonts w:cs="Times New Roman"/>
-          <w:lang w:eastAsia="zh-CN"/>
-        </w:rPr>
-        <w:t>的收益主要来自主梁和次梁细化；原型</w:t>
-      </w:r>
-      <w:proofErr w:type="gramStart"/>
-      <w:r>
-        <w:rPr>
-          <w:rFonts w:cs="Times New Roman"/>
-          <w:lang w:eastAsia="zh-CN"/>
-        </w:rPr>
-        <w:t>二主要</w:t>
-      </w:r>
-      <w:proofErr w:type="gramEnd"/>
-      <w:r>
-        <w:rPr>
-          <w:rFonts w:cs="Times New Roman"/>
-          <w:lang w:eastAsia="zh-CN"/>
-        </w:rPr>
-        <w:t>来自主梁及次梁截面缩减；原型三则同时利用了主梁、次梁和支撑</w:t>
-      </w:r>
-      <w:proofErr w:type="gramStart"/>
-      <w:r>
-        <w:rPr>
-          <w:rFonts w:cs="Times New Roman"/>
-          <w:lang w:eastAsia="zh-CN"/>
-        </w:rPr>
-        <w:t>梁不同</w:t>
-      </w:r>
-      <w:proofErr w:type="gramEnd"/>
-      <w:r>
-        <w:rPr>
-          <w:rFonts w:cs="Times New Roman"/>
-          <w:lang w:eastAsia="zh-CN"/>
-        </w:rPr>
-        <w:t>空间分组的需求差异。</w:t>
+        <w:t>，说明同类构件内部确实存在可利用的受力差异。原型一的收益主要来自主梁和次梁细化；原型二主要来自主梁及次梁截面缩减；原型三则同时利用了主梁、次梁和支撑梁不同空间分组的需求差异。</w:t>
       </w:r>
     </w:p>
     <w:p>
